--- a/docx_resources/заміна-рубрики_tmp.docx
+++ b/docx_resources/заміна-рубрики_tmp.docx
@@ -12,12 +12,57 @@
         </w:rPr>
       </w:pPr>
       <w:bookmarkStart w:id="0" w:name="_heading=h.fxlamvoh87t6" w:colFirst="0" w:colLast="0"/>
+      <w:bookmarkStart w:id="1" w:name="_Hlk173949854"/>
       <w:bookmarkEnd w:id="0"/>
       <w:r>
         <w:rPr>
           <w:rFonts w:ascii="Times New Roman" w:hAnsi="Times New Roman" w:cs="Times New Roman"/>
         </w:rPr>
-        <w:t>[В] Стих 6 - зі стихирою</w:t>
+        <w:t>[</w:t>
+      </w:r>
+      <w:r>
+        <w:rPr>
+          <w:rFonts w:ascii="Times New Roman" w:hAnsi="Times New Roman" w:cs="Times New Roman"/>
+        </w:rPr>
+        <w:t>У</w:t>
+      </w:r>
+      <w:r>
+        <w:rPr>
+          <w:rFonts w:ascii="Times New Roman" w:hAnsi="Times New Roman" w:cs="Times New Roman"/>
+        </w:rPr>
+        <w:t>] Стих 6 - зі стихирою</w:t>
+      </w:r>
+    </w:p>
+    <w:p>
+      <w:r>
+        <w:t>06.08.2024</w:t>
+      </w:r>
+    </w:p>
+    <w:p>
+      <w:r>
+        <w:t>о. Олександр Селе</w:t>
+      </w:r>
+      <w:r>
+        <w:t>зі</w:t>
+      </w:r>
+      <w:r>
+        <w:t xml:space="preserve">нка: некоректний початок прохальної </w:t>
+      </w:r>
+      <w:proofErr w:type="spellStart"/>
+      <w:r>
+        <w:t>єктенії</w:t>
+      </w:r>
+      <w:proofErr w:type="spellEnd"/>
+      <w:r>
+        <w:t xml:space="preserve"> на всіх </w:t>
+      </w:r>
+      <w:proofErr w:type="spellStart"/>
+      <w:r>
+        <w:t>полієлейних</w:t>
+      </w:r>
+      <w:proofErr w:type="spellEnd"/>
+      <w:r>
+        <w:t xml:space="preserve"> утренях.</w:t>
       </w:r>
     </w:p>
     <w:p>
@@ -29,351 +74,306 @@
           <w:rFonts w:ascii="Times New Roman" w:hAnsi="Times New Roman" w:cs="Times New Roman"/>
         </w:rPr>
       </w:pPr>
-      <w:bookmarkStart w:id="1" w:name="_heading=h.abi5jtp5b0n4" w:colFirst="0" w:colLast="0"/>
+      <w:bookmarkStart w:id="2" w:name="_heading=h.abi5jtp5b0n4" w:colFirst="0" w:colLast="0"/>
+      <w:bookmarkEnd w:id="2"/>
+      <w:proofErr w:type="spellStart"/>
+      <w:r>
+        <w:rPr>
+          <w:rFonts w:ascii="Times New Roman" w:hAnsi="Times New Roman" w:cs="Times New Roman"/>
+        </w:rPr>
+        <w:t>Search</w:t>
+      </w:r>
+      <w:proofErr w:type="spellEnd"/>
+    </w:p>
+    <w:p>
+      <w:pPr>
+        <w:pStyle w:val="a4"/>
+        <w:spacing w:before="0" w:beforeAutospacing="0" w:after="120" w:afterAutospacing="0"/>
+        <w:jc w:val="both"/>
+      </w:pPr>
+      <w:bookmarkStart w:id="3" w:name="_heading=h.gn3gyhi1m3v3" w:colFirst="0" w:colLast="0"/>
       <w:bookmarkEnd w:id="1"/>
-      <w:proofErr w:type="spellStart"/>
-      <w:r>
-        <w:rPr>
-          <w:rFonts w:ascii="Times New Roman" w:hAnsi="Times New Roman" w:cs="Times New Roman"/>
-        </w:rPr>
-        <w:t>Search</w:t>
-      </w:r>
-      <w:proofErr w:type="spellEnd"/>
-    </w:p>
-    <w:p>
-      <w:pPr>
-        <w:spacing w:after="120" w:line="240" w:lineRule="auto"/>
+      <w:bookmarkEnd w:id="3"/>
+      <w:r>
+        <w:rPr>
+          <w:i/>
+          <w:iCs/>
+          <w:color w:val="FF0000"/>
+        </w:rPr>
+        <w:t>Вірні:</w:t>
+      </w:r>
+      <w:r>
+        <w:rPr>
+          <w:color w:val="000000"/>
+        </w:rPr>
+        <w:t xml:space="preserve"> Амінь.</w:t>
+      </w:r>
+    </w:p>
+    <w:p/>
+    <w:p>
+      <w:pPr>
+        <w:pStyle w:val="3"/>
+        <w:spacing w:before="0" w:after="120"/>
+        <w:jc w:val="center"/>
+      </w:pPr>
+      <w:r>
+        <w:rPr>
+          <w:i/>
+          <w:iCs/>
+          <w:color w:val="FF0000"/>
+          <w:sz w:val="24"/>
+          <w:szCs w:val="24"/>
+        </w:rPr>
+        <w:t>Прохальна єктенія</w:t>
+      </w:r>
+    </w:p>
+    <w:p>
+      <w:pPr>
+        <w:pStyle w:val="a4"/>
+        <w:spacing w:before="0" w:beforeAutospacing="0" w:after="120" w:afterAutospacing="0"/>
         <w:jc w:val="both"/>
+      </w:pPr>
+      <w:r>
+        <w:rPr>
+          <w:color w:val="000000"/>
+        </w:rPr>
+        <w:t>Сповнім вечірню молитву нашу Господеві.</w:t>
+      </w:r>
+    </w:p>
+    <w:p>
+      <w:pPr>
+        <w:pStyle w:val="a4"/>
+        <w:spacing w:before="0" w:beforeAutospacing="0" w:after="120" w:afterAutospacing="0"/>
+        <w:jc w:val="both"/>
+      </w:pPr>
+      <w:r>
+        <w:rPr>
+          <w:i/>
+          <w:iCs/>
+          <w:color w:val="FF0000"/>
+        </w:rPr>
+        <w:t>Вірні:</w:t>
+      </w:r>
+      <w:r>
+        <w:rPr>
+          <w:color w:val="FF0000"/>
+        </w:rPr>
+        <w:t xml:space="preserve"> </w:t>
+      </w:r>
+      <w:r>
+        <w:rPr>
+          <w:color w:val="000000"/>
+        </w:rPr>
+        <w:t>Господи, помилуй.</w:t>
+      </w:r>
+    </w:p>
+    <w:p>
+      <w:pPr>
+        <w:pStyle w:val="a4"/>
+        <w:spacing w:before="0" w:beforeAutospacing="0" w:after="120" w:afterAutospacing="0"/>
+      </w:pPr>
+      <w:r>
+        <w:rPr>
+          <w:color w:val="000000"/>
+        </w:rPr>
+        <w:t>Заступи, спаси, помилуй і охорони нас, Боже, Твоєю благодаттю</w:t>
+      </w:r>
+    </w:p>
+    <w:p>
+      <w:pPr>
+        <w:pStyle w:val="a4"/>
+        <w:spacing w:before="0" w:beforeAutospacing="0" w:after="120" w:afterAutospacing="0"/>
+        <w:jc w:val="both"/>
+        <w:rPr>
+          <w:color w:val="000000"/>
+        </w:rPr>
+      </w:pPr>
+      <w:r>
+        <w:rPr>
+          <w:i/>
+          <w:iCs/>
+          <w:color w:val="FF0000"/>
+        </w:rPr>
+        <w:t>Вірні:</w:t>
+      </w:r>
+      <w:r>
+        <w:rPr>
+          <w:color w:val="FF0000"/>
+        </w:rPr>
+        <w:t xml:space="preserve"> </w:t>
+      </w:r>
+      <w:r>
+        <w:rPr>
+          <w:color w:val="000000"/>
+        </w:rPr>
+        <w:t>Господи, помилуй.</w:t>
+      </w:r>
+    </w:p>
+    <w:p>
+      <w:pPr>
+        <w:pStyle w:val="a4"/>
+        <w:spacing w:before="0" w:beforeAutospacing="0" w:after="120" w:afterAutospacing="0"/>
+        <w:jc w:val="both"/>
+      </w:pPr>
+      <w:r>
+        <w:rPr>
+          <w:color w:val="000000"/>
+        </w:rPr>
+        <w:t>Вечора всього досконалого, святого, мирного і безгрішного у Господа просім.</w:t>
+      </w:r>
+    </w:p>
+    <w:p>
+      <w:pPr>
+        <w:pStyle w:val="2"/>
         <w:rPr>
           <w:rFonts w:ascii="Times New Roman" w:eastAsia="Times New Roman" w:hAnsi="Times New Roman" w:cs="Times New Roman"/>
           <w:sz w:val="24"/>
           <w:szCs w:val="24"/>
-          <w:u w:val="single"/>
-        </w:rPr>
-      </w:pPr>
-      <w:bookmarkStart w:id="2" w:name="_heading=h.gn3gyhi1m3v3" w:colFirst="0" w:colLast="0"/>
-      <w:bookmarkEnd w:id="2"/>
+        </w:rPr>
+      </w:pPr>
+      <w:bookmarkStart w:id="4" w:name="_Hlk173949864"/>
+      <w:proofErr w:type="spellStart"/>
       <w:r>
         <w:rPr>
           <w:rFonts w:ascii="Times New Roman" w:eastAsia="Times New Roman" w:hAnsi="Times New Roman" w:cs="Times New Roman"/>
+          <w:sz w:val="24"/>
+          <w:szCs w:val="24"/>
+        </w:rPr>
+        <w:t>Replace</w:t>
+      </w:r>
+      <w:proofErr w:type="spellEnd"/>
+    </w:p>
+    <w:bookmarkEnd w:id="4"/>
+    <w:p>
+      <w:pPr>
+        <w:pStyle w:val="a4"/>
+        <w:spacing w:before="0" w:beforeAutospacing="0" w:after="120" w:afterAutospacing="0"/>
+        <w:jc w:val="both"/>
+      </w:pPr>
+      <w:r>
+        <w:rPr>
           <w:i/>
+          <w:iCs/>
+          <w:color w:val="FF0000"/>
+        </w:rPr>
+        <w:t>Вірні:</w:t>
+      </w:r>
+      <w:r>
+        <w:rPr>
+          <w:color w:val="000000"/>
+        </w:rPr>
+        <w:t xml:space="preserve"> Амінь.</w:t>
+      </w:r>
+    </w:p>
+    <w:p/>
+    <w:p>
+      <w:pPr>
+        <w:pStyle w:val="3"/>
+        <w:spacing w:before="0" w:after="120"/>
+        <w:jc w:val="center"/>
+      </w:pPr>
+      <w:r>
+        <w:rPr>
+          <w:i/>
+          <w:iCs/>
           <w:color w:val="FF0000"/>
           <w:sz w:val="24"/>
           <w:szCs w:val="24"/>
         </w:rPr>
-        <w:t>Стих:</w:t>
-      </w:r>
-      <w:r>
-        <w:rPr>
-          <w:rFonts w:ascii="Times New Roman" w:eastAsia="Times New Roman" w:hAnsi="Times New Roman" w:cs="Times New Roman"/>
+        <w:t>Прохальна єктенія</w:t>
+      </w:r>
+    </w:p>
+    <w:p>
+      <w:pPr>
+        <w:pStyle w:val="a4"/>
+        <w:spacing w:before="0" w:beforeAutospacing="0" w:after="120" w:afterAutospacing="0"/>
+        <w:jc w:val="both"/>
+      </w:pPr>
+      <w:r>
+        <w:rPr>
+          <w:color w:val="000000"/>
+        </w:rPr>
+        <w:t>Сповнім вечірню молитву нашу Господеві.</w:t>
+      </w:r>
+    </w:p>
+    <w:p>
+      <w:pPr>
+        <w:pStyle w:val="a4"/>
+        <w:spacing w:before="0" w:beforeAutospacing="0" w:after="120" w:afterAutospacing="0"/>
+        <w:jc w:val="both"/>
+      </w:pPr>
+      <w:r>
+        <w:rPr>
           <w:i/>
-          <w:sz w:val="24"/>
-          <w:szCs w:val="24"/>
+          <w:iCs/>
+          <w:color w:val="FF0000"/>
+        </w:rPr>
+        <w:t>Вірні:</w:t>
+      </w:r>
+      <w:r>
+        <w:rPr>
+          <w:color w:val="FF0000"/>
         </w:rPr>
         <w:t xml:space="preserve"> </w:t>
       </w:r>
-      <w:proofErr w:type="spellStart"/>
-      <w:r>
-        <w:rPr>
-          <w:rFonts w:ascii="Times New Roman" w:eastAsia="Times New Roman" w:hAnsi="Times New Roman" w:cs="Times New Roman"/>
-          <w:sz w:val="24"/>
-          <w:szCs w:val="24"/>
-          <w:u w:val="single"/>
-        </w:rPr>
-        <w:t>Ви́веди</w:t>
-      </w:r>
-      <w:proofErr w:type="spellEnd"/>
-      <w:r>
-        <w:rPr>
-          <w:rFonts w:ascii="Times New Roman" w:eastAsia="Times New Roman" w:hAnsi="Times New Roman" w:cs="Times New Roman"/>
-          <w:sz w:val="24"/>
-          <w:szCs w:val="24"/>
-          <w:u w:val="single"/>
-        </w:rPr>
-        <w:t xml:space="preserve"> з </w:t>
-      </w:r>
-      <w:proofErr w:type="spellStart"/>
-      <w:r>
-        <w:rPr>
-          <w:rFonts w:ascii="Times New Roman" w:eastAsia="Times New Roman" w:hAnsi="Times New Roman" w:cs="Times New Roman"/>
-          <w:sz w:val="24"/>
-          <w:szCs w:val="24"/>
-          <w:u w:val="single"/>
-        </w:rPr>
-        <w:t>в’язни́ці</w:t>
-      </w:r>
-      <w:proofErr w:type="spellEnd"/>
-      <w:r>
-        <w:rPr>
-          <w:rFonts w:ascii="Times New Roman" w:eastAsia="Times New Roman" w:hAnsi="Times New Roman" w:cs="Times New Roman"/>
-          <w:sz w:val="24"/>
-          <w:szCs w:val="24"/>
-          <w:u w:val="single"/>
-        </w:rPr>
-        <w:t xml:space="preserve"> мою́ </w:t>
-      </w:r>
-      <w:proofErr w:type="spellStart"/>
-      <w:r>
-        <w:rPr>
-          <w:rFonts w:ascii="Times New Roman" w:eastAsia="Times New Roman" w:hAnsi="Times New Roman" w:cs="Times New Roman"/>
-          <w:sz w:val="24"/>
-          <w:szCs w:val="24"/>
-          <w:u w:val="single"/>
-        </w:rPr>
-        <w:t>ду́шу</w:t>
-      </w:r>
-      <w:proofErr w:type="spellEnd"/>
-      <w:r>
-        <w:rPr>
-          <w:rFonts w:ascii="Times New Roman" w:eastAsia="Times New Roman" w:hAnsi="Times New Roman" w:cs="Times New Roman"/>
-          <w:sz w:val="24"/>
-          <w:szCs w:val="24"/>
-          <w:u w:val="single"/>
-        </w:rPr>
-        <w:t xml:space="preserve">,* щоб </w:t>
-      </w:r>
-      <w:proofErr w:type="spellStart"/>
-      <w:r>
-        <w:rPr>
-          <w:rFonts w:ascii="Times New Roman" w:eastAsia="Times New Roman" w:hAnsi="Times New Roman" w:cs="Times New Roman"/>
-          <w:sz w:val="24"/>
-          <w:szCs w:val="24"/>
-          <w:u w:val="single"/>
-        </w:rPr>
-        <w:t>дя́кувати</w:t>
-      </w:r>
-      <w:proofErr w:type="spellEnd"/>
-      <w:r>
-        <w:rPr>
-          <w:rFonts w:ascii="Times New Roman" w:eastAsia="Times New Roman" w:hAnsi="Times New Roman" w:cs="Times New Roman"/>
-          <w:sz w:val="24"/>
-          <w:szCs w:val="24"/>
-          <w:u w:val="single"/>
+      <w:r>
+        <w:rPr>
+          <w:color w:val="000000"/>
+        </w:rPr>
+        <w:t>Господи, помилуй.</w:t>
+      </w:r>
+    </w:p>
+    <w:p>
+      <w:pPr>
+        <w:pStyle w:val="a4"/>
+        <w:spacing w:before="0" w:beforeAutospacing="0" w:after="120" w:afterAutospacing="0"/>
+      </w:pPr>
+      <w:r>
+        <w:rPr>
+          <w:color w:val="000000"/>
+        </w:rPr>
+        <w:t>Заступи, спаси, помилуй і охорони нас, Боже, Твоєю благодаттю</w:t>
+      </w:r>
+    </w:p>
+    <w:p>
+      <w:pPr>
+        <w:pStyle w:val="a4"/>
+        <w:spacing w:before="0" w:beforeAutospacing="0" w:after="120" w:afterAutospacing="0"/>
+        <w:jc w:val="both"/>
+      </w:pPr>
+      <w:r>
+        <w:rPr>
+          <w:i/>
+          <w:iCs/>
+          <w:color w:val="FF0000"/>
+        </w:rPr>
+        <w:t>Вірні:</w:t>
+      </w:r>
+      <w:r>
+        <w:rPr>
+          <w:color w:val="FF0000"/>
         </w:rPr>
         <w:t xml:space="preserve"> </w:t>
       </w:r>
-      <w:proofErr w:type="spellStart"/>
-      <w:r>
-        <w:rPr>
-          <w:rFonts w:ascii="Times New Roman" w:eastAsia="Times New Roman" w:hAnsi="Times New Roman" w:cs="Times New Roman"/>
-          <w:sz w:val="24"/>
-          <w:szCs w:val="24"/>
-          <w:u w:val="single"/>
-        </w:rPr>
-        <w:t>І́мені</w:t>
-      </w:r>
-      <w:proofErr w:type="spellEnd"/>
-      <w:r>
-        <w:rPr>
-          <w:rFonts w:ascii="Times New Roman" w:eastAsia="Times New Roman" w:hAnsi="Times New Roman" w:cs="Times New Roman"/>
-          <w:sz w:val="24"/>
-          <w:szCs w:val="24"/>
-          <w:u w:val="single"/>
-        </w:rPr>
-        <w:t xml:space="preserve"> </w:t>
-      </w:r>
-      <w:proofErr w:type="spellStart"/>
-      <w:r>
-        <w:rPr>
-          <w:rFonts w:ascii="Times New Roman" w:eastAsia="Times New Roman" w:hAnsi="Times New Roman" w:cs="Times New Roman"/>
-          <w:sz w:val="24"/>
-          <w:szCs w:val="24"/>
-          <w:u w:val="single"/>
-        </w:rPr>
-        <w:t>Твоє́му</w:t>
-      </w:r>
-      <w:proofErr w:type="spellEnd"/>
-      <w:r>
-        <w:rPr>
-          <w:rFonts w:ascii="Times New Roman" w:eastAsia="Times New Roman" w:hAnsi="Times New Roman" w:cs="Times New Roman"/>
-          <w:sz w:val="24"/>
-          <w:szCs w:val="24"/>
-          <w:u w:val="single"/>
-        </w:rPr>
-        <w:t>.</w:t>
-      </w:r>
-    </w:p>
-    <w:p>
-      <w:pPr>
-        <w:pStyle w:val="2"/>
-        <w:rPr>
-          <w:rFonts w:ascii="Times New Roman" w:eastAsia="Times New Roman" w:hAnsi="Times New Roman" w:cs="Times New Roman"/>
-          <w:sz w:val="24"/>
-          <w:szCs w:val="24"/>
-        </w:rPr>
-      </w:pPr>
-      <w:proofErr w:type="spellStart"/>
-      <w:r>
-        <w:rPr>
-          <w:rFonts w:ascii="Times New Roman" w:eastAsia="Times New Roman" w:hAnsi="Times New Roman" w:cs="Times New Roman"/>
-          <w:sz w:val="24"/>
-          <w:szCs w:val="24"/>
-        </w:rPr>
-        <w:t>Replace</w:t>
-      </w:r>
-      <w:proofErr w:type="spellEnd"/>
-    </w:p>
-    <w:p>
-      <w:pPr>
-        <w:spacing w:after="120" w:line="240" w:lineRule="auto"/>
+      <w:r>
+        <w:rPr>
+          <w:color w:val="000000"/>
+        </w:rPr>
+        <w:t>Господи, помилуй.</w:t>
+      </w:r>
+    </w:p>
+    <w:p>
+      <w:pPr>
+        <w:pStyle w:val="a4"/>
+        <w:spacing w:before="0" w:beforeAutospacing="0" w:after="120" w:afterAutospacing="0"/>
         <w:jc w:val="both"/>
-        <w:rPr>
-          <w:rFonts w:ascii="Times New Roman" w:eastAsia="Times New Roman" w:hAnsi="Times New Roman" w:cs="Times New Roman"/>
-          <w:sz w:val="24"/>
-          <w:szCs w:val="24"/>
-          <w:u w:val="single"/>
-        </w:rPr>
-      </w:pPr>
-      <w:bookmarkStart w:id="3" w:name="_Hlk173382983"/>
-      <w:r>
-        <w:rPr>
-          <w:rFonts w:ascii="Times New Roman" w:eastAsia="Times New Roman" w:hAnsi="Times New Roman" w:cs="Times New Roman"/>
-          <w:i/>
-          <w:color w:val="FF0000"/>
-          <w:sz w:val="24"/>
-          <w:szCs w:val="24"/>
-        </w:rPr>
-        <w:t>Стих:</w:t>
-      </w:r>
-      <w:r>
-        <w:rPr>
-          <w:rFonts w:ascii="Times New Roman" w:eastAsia="Times New Roman" w:hAnsi="Times New Roman" w:cs="Times New Roman"/>
-          <w:i/>
-          <w:sz w:val="24"/>
-          <w:szCs w:val="24"/>
-        </w:rPr>
-        <w:t xml:space="preserve"> </w:t>
-      </w:r>
-      <w:r>
-        <w:rPr>
-          <w:rFonts w:ascii="Times New Roman" w:eastAsia="Times New Roman" w:hAnsi="Times New Roman" w:cs="Times New Roman"/>
-          <w:sz w:val="24"/>
-          <w:szCs w:val="24"/>
-          <w:u w:val="single"/>
-        </w:rPr>
-        <w:t xml:space="preserve">Коли́ Ти, </w:t>
-      </w:r>
-      <w:proofErr w:type="spellStart"/>
-      <w:r>
-        <w:rPr>
-          <w:rFonts w:ascii="Times New Roman" w:eastAsia="Times New Roman" w:hAnsi="Times New Roman" w:cs="Times New Roman"/>
-          <w:sz w:val="24"/>
-          <w:szCs w:val="24"/>
-          <w:u w:val="single"/>
-        </w:rPr>
-        <w:t>Го́споди</w:t>
-      </w:r>
-      <w:proofErr w:type="spellEnd"/>
-      <w:r>
-        <w:rPr>
-          <w:rFonts w:ascii="Times New Roman" w:eastAsia="Times New Roman" w:hAnsi="Times New Roman" w:cs="Times New Roman"/>
-          <w:sz w:val="24"/>
-          <w:szCs w:val="24"/>
-          <w:u w:val="single"/>
-        </w:rPr>
-        <w:t xml:space="preserve">, </w:t>
-      </w:r>
-      <w:proofErr w:type="spellStart"/>
-      <w:r>
-        <w:rPr>
-          <w:rFonts w:ascii="Times New Roman" w:eastAsia="Times New Roman" w:hAnsi="Times New Roman" w:cs="Times New Roman"/>
-          <w:sz w:val="24"/>
-          <w:szCs w:val="24"/>
-          <w:u w:val="single"/>
-        </w:rPr>
-        <w:t>зважа́тимеш</w:t>
-      </w:r>
-      <w:proofErr w:type="spellEnd"/>
-      <w:r>
-        <w:rPr>
-          <w:rFonts w:ascii="Times New Roman" w:eastAsia="Times New Roman" w:hAnsi="Times New Roman" w:cs="Times New Roman"/>
-          <w:sz w:val="24"/>
-          <w:szCs w:val="24"/>
-          <w:u w:val="single"/>
-        </w:rPr>
-        <w:t xml:space="preserve"> на </w:t>
-      </w:r>
-      <w:proofErr w:type="spellStart"/>
-      <w:r>
-        <w:rPr>
-          <w:rFonts w:ascii="Times New Roman" w:eastAsia="Times New Roman" w:hAnsi="Times New Roman" w:cs="Times New Roman"/>
-          <w:sz w:val="24"/>
-          <w:szCs w:val="24"/>
-          <w:u w:val="single"/>
-        </w:rPr>
-        <w:t>беззако́ння</w:t>
-      </w:r>
-      <w:proofErr w:type="spellEnd"/>
-      <w:r>
-        <w:rPr>
-          <w:rFonts w:ascii="Times New Roman" w:eastAsia="Times New Roman" w:hAnsi="Times New Roman" w:cs="Times New Roman"/>
-          <w:sz w:val="24"/>
-          <w:szCs w:val="24"/>
-          <w:u w:val="single"/>
-        </w:rPr>
-        <w:t xml:space="preserve">, то хто </w:t>
-      </w:r>
-      <w:proofErr w:type="spellStart"/>
-      <w:r>
-        <w:rPr>
-          <w:rFonts w:ascii="Times New Roman" w:eastAsia="Times New Roman" w:hAnsi="Times New Roman" w:cs="Times New Roman"/>
-          <w:sz w:val="24"/>
-          <w:szCs w:val="24"/>
-          <w:u w:val="single"/>
-        </w:rPr>
-        <w:t>всто́їться</w:t>
-      </w:r>
-      <w:proofErr w:type="spellEnd"/>
-      <w:r>
-        <w:rPr>
-          <w:rFonts w:ascii="Times New Roman" w:eastAsia="Times New Roman" w:hAnsi="Times New Roman" w:cs="Times New Roman"/>
-          <w:sz w:val="24"/>
-          <w:szCs w:val="24"/>
-          <w:u w:val="single"/>
-        </w:rPr>
-        <w:t xml:space="preserve">, Го́споди.* Та в </w:t>
-      </w:r>
-      <w:proofErr w:type="spellStart"/>
-      <w:r>
-        <w:rPr>
-          <w:rFonts w:ascii="Times New Roman" w:eastAsia="Times New Roman" w:hAnsi="Times New Roman" w:cs="Times New Roman"/>
-          <w:sz w:val="24"/>
-          <w:szCs w:val="24"/>
-          <w:u w:val="single"/>
-        </w:rPr>
-        <w:t>Те́бе</w:t>
-      </w:r>
-      <w:proofErr w:type="spellEnd"/>
-      <w:r>
-        <w:rPr>
-          <w:rFonts w:ascii="Times New Roman" w:eastAsia="Times New Roman" w:hAnsi="Times New Roman" w:cs="Times New Roman"/>
-          <w:sz w:val="24"/>
-          <w:szCs w:val="24"/>
-          <w:u w:val="single"/>
-        </w:rPr>
-        <w:t xml:space="preserve"> є </w:t>
-      </w:r>
-      <w:proofErr w:type="spellStart"/>
-      <w:r>
-        <w:rPr>
-          <w:rFonts w:ascii="Times New Roman" w:eastAsia="Times New Roman" w:hAnsi="Times New Roman" w:cs="Times New Roman"/>
-          <w:sz w:val="24"/>
-          <w:szCs w:val="24"/>
-          <w:u w:val="single"/>
-        </w:rPr>
-        <w:t>проще́ння</w:t>
-      </w:r>
-      <w:proofErr w:type="spellEnd"/>
-      <w:r>
-        <w:rPr>
-          <w:rFonts w:ascii="Times New Roman" w:eastAsia="Times New Roman" w:hAnsi="Times New Roman" w:cs="Times New Roman"/>
-          <w:sz w:val="24"/>
-          <w:szCs w:val="24"/>
-          <w:u w:val="single"/>
-        </w:rPr>
-        <w:t>.</w:t>
-      </w:r>
-      <w:bookmarkEnd w:id="3"/>
+      </w:pPr>
+      <w:r>
+        <w:rPr>
+          <w:color w:val="000000"/>
+        </w:rPr>
+        <w:t>Вечора всього досконалого, святого, мирного і безгрішного у Господа просім.</w:t>
+      </w:r>
     </w:p>
     <w:sectPr>
       <w:pgSz w:w="12240" w:h="15840"/>
